--- a/downloads/sections/t15-l02-csqs-skills-and-the-partition-you-will-not-find-ecosystem.docx
+++ b/downloads/sections/t15-l02-csqs-skills-and-the-partition-you-will-not-find-ecosystem.docx
@@ -24,7 +24,7 @@
     </w:p>
     <w:p>
       <w:r>
-        <w:t>confirm. The CSQ-to-skill mapping is a teaching bridge, not a Five9 migration utility.. last checked 2026-10.</w:t>
+        <w:t>confirm. The CSQ-to-skill mapping is a teaching bridge, not a Five9 migration utility. last checked 2026-10.</w:t>
       </w:r>
     </w:p>
   </w:body>
